--- a/docs/common_code/12_anova/anova.docx
+++ b/docs/common_code/12_anova/anova.docx
@@ -31,7 +31,7 @@
         <w:pStyle w:val="Date"/>
       </w:pPr>
       <w:r>
-        <w:t xml:space="preserve">2026-07-02</w:t>
+        <w:t xml:space="preserve">2026-07-03</w:t>
       </w:r>
     </w:p>
     <w:bookmarkStart w:id="12" w:name="one-way-anova"/>

--- a/docs/common_code/12_anova/anova.docx
+++ b/docs/common_code/12_anova/anova.docx
@@ -31,7 +31,7 @@
         <w:pStyle w:val="Date"/>
       </w:pPr>
       <w:r>
-        <w:t xml:space="preserve">2026-07-03</w:t>
+        <w:t xml:space="preserve">2026-07-04</w:t>
       </w:r>
     </w:p>
     <w:bookmarkStart w:id="12" w:name="one-way-anova"/>

--- a/docs/common_code/12_anova/anova.docx
+++ b/docs/common_code/12_anova/anova.docx
@@ -31,7 +31,7 @@
         <w:pStyle w:val="Date"/>
       </w:pPr>
       <w:r>
-        <w:t xml:space="preserve">2026-07-04</w:t>
+        <w:t xml:space="preserve">2026-07-05</w:t>
       </w:r>
     </w:p>
     <w:bookmarkStart w:id="12" w:name="one-way-anova"/>

--- a/docs/common_code/12_anova/anova.docx
+++ b/docs/common_code/12_anova/anova.docx
@@ -31,7 +31,7 @@
         <w:pStyle w:val="Date"/>
       </w:pPr>
       <w:r>
-        <w:t xml:space="preserve">2026-07-05</w:t>
+        <w:t xml:space="preserve">2026-08-27</w:t>
       </w:r>
     </w:p>
     <w:bookmarkStart w:id="12" w:name="one-way-anova"/>
@@ -122,7 +122,7 @@
           <w:rPr>
             <w:rStyle w:val="VerbatimChar"/>
           </w:rPr>
-          <w:t xml:space="preserve">11_anova.R</w:t>
+          <w:t xml:space="preserve">12_anova.R</w:t>
         </w:r>
       </w:hyperlink>
     </w:p>
@@ -4257,7 +4257,7 @@
         <w:rPr>
           <w:rStyle w:val="StringTok"/>
         </w:rPr>
-        <w:t xml:space="preserve">"steelblue"</w:t>
+        <w:t xml:space="preserve">"darkblue"</w:t>
       </w:r>
       <w:r>
         <w:rPr>
@@ -4770,7 +4770,7 @@
         <w:rPr>
           <w:rStyle w:val="StringTok"/>
         </w:rPr>
-        <w:t xml:space="preserve">"steelblue"</w:t>
+        <w:t xml:space="preserve">"darkblue"</w:t>
       </w:r>
       <w:r>
         <w:rPr>
@@ -8270,302 +8270,7 @@
       </w:r>
     </w:p>
     <w:bookmarkEnd w:id="64"/>
-    <w:bookmarkStart w:id="67" w:name="what-was-improved-from-the-mm-version"/>
-    <w:p>
-      <w:pPr>
-        <w:pStyle w:val="Heading1"/>
-      </w:pPr>
-      <w:r>
-        <w:t xml:space="preserve">What was improved from the M&amp;M version</w:t>
-      </w:r>
-    </w:p>
-    <w:tbl>
-      <w:tblPr>
-        <w:tblStyle w:val="Table"/>
-        <w:tblLook w:firstRow="0" w:lastRow="0" w:firstColumn="0" w:lastColumn="0" w:noHBand="0" w:noVBand="0" w:val="0000"/>
-        <w:tblBorders>
-          <w:top w:val="single" w:sz="4" w:space="0" w:color="0758E5"/>
-          <w:left w:val="single" w:sz="24" w:space="0" w:color="0758E5"/>
-          <w:bottom w:val="single" w:sz="4" w:space="0" w:color="0758E5"/>
-          <w:right w:val="single" w:sz="4" w:space="0" w:color="0758E5"/>
-        </w:tblBorders>
-        <w:tblCellMar>
-          <w:left w:w="144" w:type="dxa"/>
-          <w:right w:w="144" w:type="dxa"/>
-        </w:tblCellMar>
-        <w:tblLook w:firstRow="0" w:lastRow="0" w:firstColumn="0" w:lastColumn="0" w:noHBand="0" w:noVBand="0" w:val="0000"/>
-      </w:tblPr>
-      <w:tr>
-        <w:trPr>
-          <w:cantSplit/>
-        </w:trPr>
-        <w:tc>
-          <w:tcPr>
-            <w:shd w:color="auto" w:fill="dae6fb" w:val="clear"/>
-            <w:tcMar>
-              <w:top w:w="92" w:type="dxa"/>
-              <w:bottom w:w="92" w:type="dxa"/>
-            </w:tcMar>
-          </w:tcPr>
-          <w:p>
-            <w:pPr>
-              <w:pStyle w:val="FirstParagraph"/>
-            </w:pPr>
-            <w:pPr>
-              <w:spacing w:before="0" w:after="0"/>
-              <w:textAlignment w:val="center"/>
-            </w:pPr>
-            <w:r>
-              <w:drawing>
-                <wp:inline>
-                  <wp:extent cx="152400" cy="152400"/>
-                  <wp:effectExtent b="0" l="0" r="0" t="0"/>
-                  <wp:docPr descr="" title="" id="65" name="Picture"/>
-                  <a:graphic>
-                    <a:graphicData uri="http://schemas.openxmlformats.org/drawingml/2006/picture">
-                      <pic:pic>
-                        <pic:nvPicPr>
-                          <pic:cNvPr descr="/Applications/Positron.app/Contents/Resources/app/quarto/share/formats/docx/note.png" id="66" name="Picture"/>
-                          <pic:cNvPicPr>
-                            <a:picLocks noChangeArrowheads="1" noChangeAspect="1"/>
-                          </pic:cNvPicPr>
-                        </pic:nvPicPr>
-                        <pic:blipFill>
-                          <a:blip r:embed="rId13"/>
-                          <a:stretch>
-                            <a:fillRect/>
-                          </a:stretch>
-                        </pic:blipFill>
-                        <pic:spPr bwMode="auto">
-                          <a:xfrm>
-                            <a:off x="0" y="0"/>
-                            <a:ext cx="152400" cy="152400"/>
-                          </a:xfrm>
-                          <a:prstGeom prst="rect">
-                            <a:avLst/>
-                          </a:prstGeom>
-                          <a:noFill/>
-                          <a:ln w="9525">
-                            <a:noFill/>
-                            <a:headEnd/>
-                            <a:tailEnd/>
-                          </a:ln>
-                        </pic:spPr>
-                      </pic:pic>
-                    </a:graphicData>
-                  </a:graphic>
-                </wp:inline>
-              </w:drawing>
-            </w:r>
-            <w:r>
-              <w:t xml:space="preserve"> </w:t>
-            </w:r>
-            <w:r>
-              <w:t xml:space="preserve"> </w:t>
-            </w:r>
-            <w:r>
-              <w:t xml:space="preserve">Changes made for your other course</w:t>
-            </w:r>
-          </w:p>
-        </w:tc>
-      </w:tr>
-      <w:tr>
-        <w:trPr>
-          <w:cantSplit/>
-        </w:trPr>
-        <w:tc>
-          <w:tcPr>
-            <w:tcMar>
-              <w:top w:w="108" w:type="dxa"/>
-              <w:bottom w:w="108" w:type="dxa"/>
-            </w:tcMar>
-          </w:tcPr>
-          <w:p>
-            <w:pPr>
-              <w:pStyle w:val="BodyText"/>
-            </w:pPr>
-            <w:pPr>
-              <w:spacing w:before="16"/>
-            </w:pPr>
-            <w:r>
-              <w:t xml:space="preserve">The original M&amp;M ANOVA script had several things worth updating if you use</w:t>
-            </w:r>
-            <w:r>
-              <w:t xml:space="preserve"> </w:t>
-            </w:r>
-            <w:r>
-              <w:t xml:space="preserve">it elsewhere:</w:t>
-            </w:r>
-          </w:p>
-          <w:p>
-            <w:pPr>
-              <w:pStyle w:val="Compact"/>
-              <w:numPr>
-                <w:ilvl w:val="0"/>
-                <w:numId w:val="1006"/>
-              </w:numPr>
-            </w:pPr>
-            <w:r>
-              <w:rPr>
-                <w:rStyle w:val="VerbatimChar"/>
-              </w:rPr>
-              <w:t xml:space="preserve">n()</w:t>
-            </w:r>
-            <w:r>
-              <w:t xml:space="preserve"> </w:t>
-            </w:r>
-            <w:r>
-              <w:t xml:space="preserve">replaced with</w:t>
-            </w:r>
-            <w:r>
-              <w:t xml:space="preserve"> </w:t>
-            </w:r>
-            <w:r>
-              <w:rPr>
-                <w:rStyle w:val="VerbatimChar"/>
-              </w:rPr>
-              <w:t xml:space="preserve">sum(!is.na())</w:t>
-            </w:r>
-            <w:r>
-              <w:t xml:space="preserve"> </w:t>
-            </w:r>
-            <w:r>
-              <w:t xml:space="preserve">for correct sample sizes</w:t>
-            </w:r>
-          </w:p>
-          <w:p>
-            <w:pPr>
-              <w:pStyle w:val="Compact"/>
-              <w:numPr>
-                <w:ilvl w:val="0"/>
-                <w:numId w:val="1006"/>
-              </w:numPr>
-            </w:pPr>
-            <w:r>
-              <w:t xml:space="preserve">Base R</w:t>
-            </w:r>
-            <w:r>
-              <w:t xml:space="preserve"> </w:t>
-            </w:r>
-            <w:r>
-              <w:rPr>
-                <w:rStyle w:val="VerbatimChar"/>
-              </w:rPr>
-              <w:t xml:space="preserve">par(mfrow)</w:t>
-            </w:r>
-            <w:r>
-              <w:t xml:space="preserve"> </w:t>
-            </w:r>
-            <w:r>
-              <w:t xml:space="preserve">diagnostic plots replaced with ggplot versions using extracted residuals — consistent with course style and your theme</w:t>
-            </w:r>
-          </w:p>
-          <w:p>
-            <w:pPr>
-              <w:pStyle w:val="Compact"/>
-              <w:numPr>
-                <w:ilvl w:val="0"/>
-                <w:numId w:val="1006"/>
-              </w:numPr>
-            </w:pPr>
-            <w:r>
-              <w:rPr>
-                <w:rStyle w:val="VerbatimChar"/>
-              </w:rPr>
-              <w:t xml:space="preserve">multcompView::cld()</w:t>
-            </w:r>
-            <w:r>
-              <w:t xml:space="preserve"> </w:t>
-            </w:r>
-            <w:r>
-              <w:t xml:space="preserve">added for compact letter display — the standard way to annotate ANOVA figures</w:t>
-            </w:r>
-          </w:p>
-          <w:p>
-            <w:pPr>
-              <w:pStyle w:val="Compact"/>
-              <w:numPr>
-                <w:ilvl w:val="0"/>
-                <w:numId w:val="1006"/>
-              </w:numPr>
-            </w:pPr>
-            <w:r>
-              <w:t xml:space="preserve">η² now computed with a clear formula and benchmarks in a callout</w:t>
-            </w:r>
-          </w:p>
-          <w:p>
-            <w:pPr>
-              <w:pStyle w:val="Compact"/>
-              <w:numPr>
-                <w:ilvl w:val="0"/>
-                <w:numId w:val="1006"/>
-              </w:numPr>
-            </w:pPr>
-            <w:r>
-              <w:rPr>
-                <w:rStyle w:val="VerbatimChar"/>
-              </w:rPr>
-              <w:t xml:space="preserve">broom::tidy()</w:t>
-            </w:r>
-            <w:r>
-              <w:t xml:space="preserve"> </w:t>
-            </w:r>
-            <w:r>
-              <w:t xml:space="preserve">added so model output can be extracted cleanly for reporting</w:t>
-            </w:r>
-          </w:p>
-          <w:p>
-            <w:pPr>
-              <w:pStyle w:val="Compact"/>
-              <w:numPr>
-                <w:ilvl w:val="0"/>
-                <w:numId w:val="1006"/>
-              </w:numPr>
-            </w:pPr>
-            <w:r>
-              <w:t xml:space="preserve">Reporting template filled with actual extracted values, not placeholder</w:t>
-            </w:r>
-            <w:r>
-              <w:t xml:space="preserve"> </w:t>
-            </w:r>
-            <w:r>
-              <w:rPr>
-                <w:rStyle w:val="VerbatimChar"/>
-              </w:rPr>
-              <w:t xml:space="preserve">X.XX</w:t>
-            </w:r>
-            <w:r>
-              <w:t xml:space="preserve"> </w:t>
-            </w:r>
-            <w:r>
-              <w:t xml:space="preserve">text</w:t>
-            </w:r>
-          </w:p>
-          <w:p>
-            <w:pPr>
-              <w:pStyle w:val="Compact"/>
-              <w:numPr>
-                <w:ilvl w:val="0"/>
-                <w:numId w:val="1006"/>
-              </w:numPr>
-            </w:pPr>
-            <w:r>
-              <w:t xml:space="preserve">Welch one-way ANOVA mentioned as the fallback when Levene’s test fails</w:t>
-            </w:r>
-          </w:p>
-          <w:p/>
-        </w:tc>
-      </w:tr>
-    </w:tbl>
-    <w:p>
-      <w:r>
-        <w:pict>
-          <v:rect style="width:0;height:1.5pt" o:hralign="center" o:hrstd="t" o:hr="t"/>
-        </w:pict>
-      </w:r>
-    </w:p>
-    <w:bookmarkEnd w:id="67"/>
-    <w:bookmarkStart w:id="68" w:name="quick-reference"/>
+    <w:bookmarkStart w:id="65" w:name="quick-reference"/>
     <w:p>
       <w:pPr>
         <w:pStyle w:val="Heading1"/>
@@ -9007,20 +8712,22 @@
           <w:i/>
           <w:iCs/>
         </w:rPr>
-        <w:t xml:space="preserve">End of Common Code 11 — One-Way ANOVA.</w:t>
-      </w:r>
-      <w:r>
-        <w:t xml:space="preserve"> </w:t>
-      </w:r>
+        <w:t xml:space="preserve">End of Common Code 12 — One-Way ANOVA.</w:t>
+      </w:r>
+    </w:p>
+    <w:p>
+      <w:pPr>
+        <w:pStyle w:val="BodyText"/>
+      </w:pPr>
       <w:r>
         <w:rPr>
           <w:i/>
           <w:iCs/>
         </w:rPr>
-        <w:t xml:space="preserve">Next: Common Code 12 — Correlation and regression.</w:t>
+        <w:t xml:space="preserve">Next: Common Code 13 — Joining data frames.</w:t>
       </w:r>
     </w:p>
-    <w:bookmarkEnd w:id="68"/>
+    <w:bookmarkEnd w:id="65"/>
     <w:sectPr>
       <w:pgSz w:h="15840" w:w="12240"/>
       <w:pgMar w:bottom="1440" w:footer="720" w:gutter="0" w:header="720" w:left="1440" w:right="1440" w:top="1440"/>
@@ -9251,9 +8958,6 @@
     <w:abstractNumId w:val="991"/>
   </w:num>
   <w:num w:numId="1005">
-    <w:abstractNumId w:val="991"/>
-  </w:num>
-  <w:num w:numId="1006">
     <w:abstractNumId w:val="991"/>
   </w:num>
 </w:numbering>

--- a/docs/common_code/12_anova/anova.docx
+++ b/docs/common_code/12_anova/anova.docx
@@ -31,7 +31,7 @@
         <w:pStyle w:val="Date"/>
       </w:pPr>
       <w:r>
-        <w:t xml:space="preserve">2026-08-27</w:t>
+        <w:t xml:space="preserve">2026-09-01</w:t>
       </w:r>
     </w:p>
     <w:bookmarkStart w:id="12" w:name="one-way-anova"/>

--- a/docs/common_code/12_anova/anova.docx
+++ b/docs/common_code/12_anova/anova.docx
@@ -31,7 +31,7 @@
         <w:pStyle w:val="Date"/>
       </w:pPr>
       <w:r>
-        <w:t xml:space="preserve">2026-09-01</w:t>
+        <w:t xml:space="preserve">2026-09-03</w:t>
       </w:r>
     </w:p>
     <w:bookmarkStart w:id="12" w:name="one-way-anova"/>

--- a/docs/common_code/12_anova/anova.docx
+++ b/docs/common_code/12_anova/anova.docx
@@ -1747,7 +1747,7 @@
       <w:r>
         <w:drawing>
           <wp:inline>
-            <wp:extent cx="5943600" cy="3546348"/>
+            <wp:extent cx="2286000" cy="1363980"/>
             <wp:effectExtent b="0" l="0" r="0" t="0"/>
             <wp:docPr descr="Adelie, Chinstrap, and Gentoo penguins. Art by Allison Horst." title="" id="24" name="Picture"/>
             <a:graphic>
@@ -1768,7 +1768,7 @@
                   <pic:spPr bwMode="auto">
                     <a:xfrm>
                       <a:off x="0" y="0"/>
-                      <a:ext cx="5943600" cy="3546348"/>
+                      <a:ext cx="2286000" cy="1363980"/>
                     </a:xfrm>
                     <a:prstGeom prst="rect">
                       <a:avLst/>
@@ -9713,8 +9713,8 @@
       <w:rFonts w:asciiTheme="majorHAnsi" w:cstheme="majorBidi" w:eastAsiaTheme="majorEastAsia" w:hAnsiTheme="majorHAnsi"/>
       <w:spacing w:val="-10"/>
       <w:kern w:val="28"/>
-      <w:sz w:val="56"/>
-      <w:szCs w:val="56"/>
+      <w:sz w:val="40"/>
+      <w:szCs w:val="40"/>
     </w:rPr>
   </w:style>
   <w:style w:customStyle="1" w:styleId="TitleChar" w:type="character">
@@ -9727,8 +9727,8 @@
       <w:rFonts w:asciiTheme="majorHAnsi" w:cstheme="majorBidi" w:eastAsiaTheme="majorEastAsia" w:hAnsiTheme="majorHAnsi"/>
       <w:spacing w:val="-10"/>
       <w:kern w:val="28"/>
-      <w:sz w:val="56"/>
-      <w:szCs w:val="56"/>
+      <w:sz w:val="40"/>
+      <w:szCs w:val="40"/>
     </w:rPr>
   </w:style>
   <w:style w:styleId="Subtitle" w:type="paragraph">

--- a/docs/common_code/12_anova/anova.docx
+++ b/docs/common_code/12_anova/anova.docx
@@ -31,7 +31,7 @@
         <w:pStyle w:val="Date"/>
       </w:pPr>
       <w:r>
-        <w:t xml:space="preserve">2026-09-03</w:t>
+        <w:t xml:space="preserve">2026-09-04</w:t>
       </w:r>
     </w:p>
     <w:bookmarkStart w:id="12" w:name="one-way-anova"/>
